--- a/downloads/documents/04 Units/Unit 03 - Human Development and Relationships - Growing Up, Getting Along/Calendar 03.docx
+++ b/downloads/documents/04 Units/Unit 03 - Human Development and Relationships - Growing Up, Getting Along/Calendar 03.docx
@@ -551,7 +551,7 @@
               <w:t xml:space="preserve">Day 82: 3.13 Friendship, Boundaries, and the Communication Performance Task, Day 2</w:t>
             </w:r>
             <w:r>
-              <w:t xml:space="preserve">CHECK: pairs draw a scenario card face down and perform the 90-second exchange in the last 25 minutes; scored on four criteria at 0 to 3 each, 12 points; the self-score turned in</w:t>
+              <w:t xml:space="preserve">CHECK: pairs draw a scenario card face down and perform the 90-second exchange in the last 30 minutes; scored on four criteria at 0 to 3 each, 12 points; the self-score turned in</w:t>
             </w:r>
           </w:p>
         </w:tc>
@@ -763,7 +763,7 @@
         <w:pStyle w:val="Compact"/>
       </w:pPr>
       <w:r>
-        <w:t xml:space="preserve">CHECK days: 5 (days 70, 76, 82, 89, 90). The Lifespan Stages Quiz (day 70, 12 items, 20 points, the last 15 minutes of 3.4 Day 2) closes Topic 3.1 at the end of the unit’s first week. The Stress Plan (day 76, the last 10 minutes of 3.9, 12 points on the three-criterion mini rubric inside the lesson) closes Topic 3.2. The Communication Performance Task (day 82, the last 25 minutes of 3.13 Day 2, 12 points on the four-criterion checklist inside the lesson) closes Topic 3.3, with retakes in the first five minutes of 3.15. The project (day 89) is scored on Rubric 03, 20 points. The unit test (day 90, the last 20 minutes of 3.19) closes the unit and the marking period.</w:t>
+        <w:t xml:space="preserve">CHECK days: 5 (days 70, 76, 82, 89, 90). The Lifespan Stages Quiz (day 70, 12 items, 20 points, the last 15 minutes of 3.4 Day 2) closes Topic 3.1 at the end of the unit’s first week. The Stress Plan (day 76, the last 10 minutes of 3.9, 12 points on the three-criterion mini rubric inside the lesson) closes Topic 3.2. The Communication Performance Task (day 82, the last 30 minutes of 3.13 Day 2, 12 points on the four-criterion checklist inside the lesson) closes Topic 3.3, with retakes in the first five minutes of 3.15. The project (day 89) is scored on Rubric 03, 20 points. The unit test (day 90, the last 20 minutes of 3.19) closes the unit and the marking period.</w:t>
       </w:r>
     </w:p>
     <w:p>

--- a/downloads/documents/04 Units/Unit 03 - Human Development and Relationships - Growing Up, Getting Along/Calendar 03.docx
+++ b/downloads/documents/04 Units/Unit 03 - Human Development and Relationships - Growing Up, Getting Along/Calendar 03.docx
@@ -174,7 +174,7 @@
               <w:t xml:space="preserve">Day 66: 3.1 Stages From Infant to Older Adult</w:t>
             </w:r>
             <w:r>
-              <w:t xml:space="preserve">First 10 minutes: Unit 2 Round 2 standings by merchant number and two or three</w:t>
+              <w:t xml:space="preserve">First 10 minutes: Unit 2 Round 2 standings by investor number and two or three</w:t>
             </w:r>
             <w:r>
               <w:t xml:space="preserve"> </w:t>
